--- a/example_articles/states/New Hampshire/1.states_New Hampshire_New_York_Times.docx
+++ b/example_articles/states/New Hampshire/1.states_New Hampshire_New_York_Times.docx
@@ -27,17 +27,17 @@
     </w:p>
     <w:p>
       <w:r>
-        <w:t>Source File: NYT/54.DOCX</w:t>
+        <w:t>Source file: NYT/54.DOCX</w:t>
       </w:r>
     </w:p>
     <w:p>
       <w:r>
-        <w:t>Raw locations result: ['New Hampshire']</w:t>
+        <w:t>Raw locations result, 'locations': ['New Hampshire']</w:t>
       </w:r>
     </w:p>
     <w:p>
       <w:r>
-        <w:t>states_stand_flat (Standardized): New Hampshire</w:t>
+        <w:t>Standardized locations result, 'states_stand_flat': New Hampshire</w:t>
       </w:r>
     </w:p>
     <w:p>

--- a/example_articles/states/New Hampshire/1.states_New Hampshire_New_York_Times.docx
+++ b/example_articles/states/New Hampshire/1.states_New Hampshire_New_York_Times.docx
@@ -7,7 +7,9 @@
         <w:pStyle w:val="Heading1"/>
       </w:pPr>
       <w:r>
-        <w:t>U.S. Muslims, Despite World Spotlight, Focus on the Personal</w:t>
+        <w:t>Political Memo;</w:t>
+        <w:br/>
+        <w:t>Leadership Hunts Show The State of the Parties</w:t>
       </w:r>
     </w:p>
     <w:p>
@@ -17,17 +19,17 @@
     </w:p>
     <w:p>
       <w:r>
-        <w:t>Date: 1993-05-07</w:t>
+        <w:t>Date: 1997-01-17</w:t>
       </w:r>
     </w:p>
     <w:p>
       <w:r>
-        <w:t>Section: Section A;; Section A; Page 20; Column 1; National Desk; Column 1;; Series</w:t>
+        <w:t>Section: Section A; ; Section A; Page 22; Column 5; National Desk ; Column 5;</w:t>
       </w:r>
     </w:p>
     <w:p>
       <w:r>
-        <w:t>Source file: NYT/54.DOCX</w:t>
+        <w:t>Source file: NYT/48.DOCX</w:t>
       </w:r>
     </w:p>
     <w:p>
@@ -49,139 +51,65 @@
     </w:p>
     <w:p>
       <w:r>
-        <w:t>There is an almost startling contrast between a resurgent Islam's tumultuous role on the world scene and the expectations of how a growing Islamic presence will change America.</w:t>
+        <w:t>While President Clinton had to twist arms to find a suitable chairman for the Democratic Party, eight candidates who want to lead the Republican Party are engaged in a furious competition, pitching themselves on videotapes and plying prospective supporters with food and drink at cocktail receptions.</w:t>
         <w:br/>
-        <w:t>The most likely effect, most experts believe, will be to bolster the forces of social conservatism on issues like sexual permissiveness, support for parochial schools and gay rights.</w:t>
+        <w:t>The starkly different circumstances offer a telling glimpse into the current status of the two parties. The Republican leader, who will be selected here on Friday at the party's winter meeting, has more clout because he does not have to worry about being overshadowed by a President from his party.</w:t>
         <w:br/>
-        <w:t>But American Muslims, a steadily growing group who already number perhaps three million to four million, are unlikely to become a major political force anytime soon that can, for example, transform American policy on abortion or toward the Middle East. One reason is their diversity of ethnic and nation origins. Arab Americans, and African-Americans and immigrants from Pakistan and other parts of Asia often differ widely in their outlooks and agendas.</w:t>
+        <w:t>But the job for the Democrats lacks cachet not simply because major political decisions are expected to be made from the White House, but also because the party is mired in a legal morass over its solicitations of millions of dollars from foreign interests.</w:t>
         <w:br/>
-        <w:t>Another reason is the power of the United States to absorb and assimilate religious groups. Yvonne Haddad, a University of Massachusetts professor who has studied Islamic life in the United States for more than 15 years, doubted that even a Muslim population of 10 million would overcome that power: "I'm afraid the American machine will chew them up like it chews up everybody else."</w:t>
+        <w:t>That explains why there was no parade of notable Democrats eager to run the Democratic National Committee. In a choice to be ratified by party members at their meeting here next week, Mr. Clinton this week prevailed on Gov. Roy Romer of Colorado to run the party.</w:t>
         <w:br/>
-        <w:t xml:space="preserve"> </w:t>
+        <w:t>But Mr. Romer was not the first choice, and even he agreed to take the post only if he did not have to give up his day job.</w:t>
         <w:br/>
-        <w:t>How They Will Compare</w:t>
+        <w:t>So Mr. Clinton picked Steve Grossman, a business executive from Massachusetts and longtime party fund raiser, to oversee the committee's daily operations.</w:t>
         <w:br/>
-        <w:t xml:space="preserve"> Within a decade or so, there will probably be more Muslims in the United States than Presbyterians, and sometime after that more than the estimated six million Jews. At that point, although still equaling only a small fraction of the Christian population of more than 200 million, Muslims will be comparable to some of the bigger Christian groups, like the Methodists or Lutherans.</w:t>
+        <w:t>"I didn't want this job," Mr. Romer said in an interview today. "I didn't ask for this job. There's a real cost for anyone who does this."</w:t>
         <w:br/>
-        <w:t>And Muslim leaders do have definite political and social goals, some more attainable than others. These begin with changes that would make it easier to practice their faith: things like school textbooks free of anti-Islamic stereotypes, permission at school and work to observe Islamic holidays, Muslim chaplains in the armed forces, the availability of food that meets Islam's dietary code, a drug-free, less sexually permissive environment for their children.</w:t>
+        <w:t>He explained that he did not succumb until a couple of days after having met for nearly two hours in the White House residence with Mr. Clinton and Vice President Al Gore.</w:t>
         <w:br/>
-        <w:t>Many of these things have been achieved in communities with established Muslim populations like Dearborn, a city of 87,000, more than 20 percent of them believed to be Muslim, abutting Detroit. The student body at some of the public schools is overwhelmingly Muslim -- citywide, it is 36 percent -- and the lunchrooms serve no pork. City Councilwoman Suzanne Sareini, a Muslim of Lebanese descent, says that she has not encountered animosity because of her ethnicity or religion.</w:t>
+        <w:t>"They laid out a hard case for why I should do it," he said. "But we left in a deadlock."</w:t>
         <w:br/>
-        <w:t>But beyond simply protecting the Muslim way of life, some Muslims have strong hopes of exercising real influence on American policies toward Islamic movements and populations overseas, and on shaping the social environment at home.</w:t>
+        <w:t>It was a hard case to make.</w:t>
         <w:br/>
-        <w:t>"Muslims' primary concerns are the personal things," said Linda Wolbridge, assistant director of the Middle East Institute at Columbia University. "Can my daughter be safe on the streets, are my children going to be entrapped by drugs, alcohol or promiscuity?"</w:t>
+        <w:t>As Brian Lunde, a former executive director of the Democratic Party, put it: "The Democratic chairmanship should have been the plum position following the re-election of the first Democrat since Roosevelt. The main mission now is to clean out the barn. They're going to be spending their time looking backward, complying with all the subpoenas."</w:t>
         <w:br/>
-        <w:t>The potential of Muslim political power as well as its limits were illustrated when Representative Charles E. Schumer, Democrat of Brooklyn, accepted an invitation a few years ago to what he thought would be a small Pakistani street fair. "I show up Sunday at 3, and there are 10,000 people in the street," he recalled. "There were many more Pakistanis in Brooklyn than I'd thought."</w:t>
+        <w:t>That is not to mention pulling the party out of millions of dollars of debt.</w:t>
         <w:br/>
-        <w:t>But he added: "They do not really have political clout yet. Many of the people are not registered to vote, and they are not that well organized."</w:t>
+        <w:t>Indeed, Mr. Romer said he had some sense of what awaited. A day or so after he accepted the job, he said he ran into a reporter who asked him, "Have you been indicted yet?"</w:t>
         <w:br/>
-        <w:t xml:space="preserve"> </w:t>
+        <w:t>There is no dearth of contenders on the Republican side. The balloting on Friday will cap an intense campaign among contenders who are vying to win over a tiny electorate of the 165 members of the Republican National Committee. The post is in such demand, because that party's chairman may well emerge as a de facto representative for a party that does not control the White House.</w:t>
         <w:br/>
-        <w:t>Mosaic</w:t>
+        <w:t>That is particularly true, given that Speaker Newt Gingrich, the nation's best known Republican officeholder, is weakened by the ethics accusations swirling about him.</w:t>
         <w:br/>
-        <w:t>Islam in America Has Many Faces</w:t>
+        <w:t>The best known contender is former Gov. Steve Merrill of New Hampshire, who suffered something of a setback when Bob Dole, whom he endorsed, lost the Presidential primary in his state last year. Mr. Merrill is the only candidate who is not an official of the party. Many Republicans regard Mr. Merrill as the candidate to beat, and one sign of his apparent strength is that he has been the target of anonymous mailings that raise questions about his past marriages.</w:t>
         <w:br/>
-        <w:t>Islam in America is divided between African-American Muslims, who may account for one-third of the total, and immigrants. Many of the recent Muslim immigrants from Pakistan, India and Egypt are physicians, engineers and businessmen who locate in suburbia and look forward to assimilating quickly into American society. African-American Muslims, while they include professionals, tend to be concentrated in or around inner cities.</w:t>
+        <w:t>David F. Norcross, who stands out from the others for supporting abortion rights in some cases, seems to have cornered the backing of moderates on the committee. But some party officials say Mr. Norcross, a national committeeman from New Jersey and counsel to the national party, may have trouble amassing the 83 votes needed to win. Others who have run particularly aggressive campaigns are Jim Nicholson, a national committeeman from Colorado, and Tom Pauken, the Texas Republican chairman.</w:t>
         <w:br/>
-        <w:t>Immigrant Muslims themselves are divided by nationality and ethnicity, by different forms of Islam and by the generation gap between more assimilated immigrants and recent arrivals. In addition, the energy and resources of Muslims in America are currently being absorbed by efforts to organize their own religious community, and to finance new mosques and schools.</w:t>
+        <w:t>The other contenders are Robert T. Bennett, the Ohio Republican chairman; John S. Herrington, the California Republican chairman; Chuck Yob, the Republican national committeeman from Michigan, and Jeanie Austin, a former co-chairwoman of the national party.</w:t>
         <w:br/>
-        <w:t>And while American Muslims are struggling with these problems, they confront the same forces of assimilation and intermarriage that have pared away the ranks of other religious groups. No intermarriage statistics exist for the United States, but Professor Haddad doubted that the rate here was lower than in Canada, where, she said, two out of three Muslim women are marrying men who were not previously Muslim.</w:t>
+        <w:t>The outgoing chairman, Haley Barbour, a folksy Mississippian, was known for involving himself in more than the nut and bolts of the party and was a major player in legislative strategy sessions on Capitol Hill. In his farewell to the party this afternoon, Mr. Barbour urged the party to set its sights on the White House and reach out more aggressively to women and minorities.</w:t>
         <w:br/>
-        <w:t>Half of those husbands convert, but many of the conversions, she said, are pro forma: "Even the Muslims call them Cupid's Muslims." Islamic law forbids Muslim women to marry outside their religion.</w:t>
+        <w:t>"Our No. 1 goal must be, and is, to follow 1998 with a Presidential victory in 2000," Mr. Barbour said. "Only a Republican Congress can make our national majority party the national governing majority. We have to realize everything is not coming up roses. We have to address a weakness that could threaten our long-term majority status and undermine its effectiveness in the short run. In 1996, we failed to get the support of many minority and women voters who are natural members of our national majority."</w:t>
         <w:br/>
-        <w:t>If there is anything that appears to unite the vast majority of Muslims, it is the conviction that the United States unduly favors Israel in its dealings with Palestinians. Muslims are also deeply dismayed at what they see as European and American inaction in the face of atrocities in Bosnia.</w:t>
+        <w:t>But most of the candidates who are vying to succeed Mr. Barbour directed their appeals not to matters like courting women and minorities, but to the narrow interests of the state party officials who vote. The contenders all pledged deference to the local parties. And, given that the party is in essence a multimillion-dollar fund-raising machine, they emphasized their money-raising abilities, as well as their skills at coming off as an appealing face of the party on television.</w:t>
         <w:br/>
-        <w:t>But Muslim leaders doubt that this feeling will extend to other international conflicts involving Muslims, like the fighting between Christian Armenia and Muslim Ajerbaijan or the clash between India and a Muslim separatist movement in Kashmir.</w:t>
+        <w:t>"There's a lot of frustration out there at the grass-roots level," said Mr. Pauken, who is especially popular among religious conservatives. "People feel that our party is becoming too much of a consultant-driven Washington-insider operation. That has to change."</w:t>
         <w:br/>
-        <w:t>Nahid Khan, a London-born Muslim of Pakistani background who is a reporter at The Moscow-Pullman Daily News in Pullman, Wash., said, "All these foreign issues are taken up by the leaders of groups, but it is hard to tell whether the rank-and-file take them to heart." Usually, she added, the fervor is limited to "the ethnic groups closest to a regional crisis."</w:t>
+        <w:t>Mr. Merrill sent party members a slickly produced videotape that included testimonials from Republican officials around the country, homey pictures of his children and a video tour of his life, including the house where he grew up, in a working-class neighborhood.</w:t>
         <w:br/>
-        <w:t>"Politics begins at home," said Abdurahman Alamoudi, executive director of the American Muslim Council in Washington. "Unless we are involved with the issues facing people here, we won't get them to appreciate our concerns abroad." He is highly critical of Muslim reluctance to get involved in local politics.</w:t>
+        <w:t>Mr. Bennett's video was not as slick. It consisted mainly of Ohio officials' singing their praises for the state chairman. The tone was set when the announcer declared at the beginning, "Ten years ago, the Ohio State Republican party stood in shambles." Until, of course, Mr. Bennett took over.</w:t>
         <w:br/>
-        <w:t>His organization, which has enlisted support from both immigrant and black American Muslim leaders, was founded three years ago to mobilize Muslims politically. It has joined with the Roman Catholic bishops' conference and Jewish and Protestant leaders in demanding international protection for Bosnian civilians. A budget of $250,000 a year, raised from 2,500 dues-paying members plus contributors, supports seven full-time workers along with many volunteers.</w:t>
+        <w:t>In his video, Mr. Norcross tried to display his television skills with a snippet of an appearance on "Larry King Live" on CNN. And he did not dare mention that he is viewed as more moderate than his rivals, saying, "We don't have to choose between the broad elements of our philosophy."</w:t>
         <w:br/>
-        <w:t>That is still a small presence compared with the Washington offices of many other religious groups, and it does not promise in the foreseeable future to compare with groups lobbying on behalf of Israel. The task of urging greater American consideration for Palestinians will continue to fall to Arab-American groups that are not specifically Islamic.</w:t>
+        <w:t>If recent history is any guide, the winning candidate may not behave in a particularly ideological fashion.</w:t>
         <w:br/>
-        <w:t xml:space="preserve"> </w:t>
+        <w:t>"You could try to be an ideological chairman, but I think it would be rather self-defeating," said John F. Bibby, a professor of political science at the University of Wisconsin at Milwaukee and an expert on the parties. "One way to avoid internal conflicts is to focus on strengthening the organizational apparatus."</w:t>
         <w:br/>
-        <w:t>Politics</w:t>
+        <w:t>Mr. Romer said he had no great expectations. He said that he simply viewed his tenure at the Democratic Party as serving his President and his party -- and that he wanted out in two years.</w:t>
         <w:br/>
-        <w:t>Gazing Nervously Across an Ocean</w:t>
+        <w:t>His Republican counterpart, whomever that might be, will be expected to serve for four years. Maybe, like the late Democratic chairman, Ronald H. Brown, the new chairman will end up in the Cabinet. Or like Mr. Barbour, end up with the gratitude of prominent politicians -- and a potential for more lucrative lobbying.</w:t>
         <w:br/>
-        <w:t>While domestic concerns may dominate among most Muslims, the international issues are the ones that make Americans worry that this country could become the spawning ground for more political violence -- or the site of it. Muslim leaders do not deny the existence of terrorists in the population here but insist that they are a tiny minority.</w:t>
-        <w:br/>
-        <w:t>In Dearborn, the home to many refugees from the civil war in Lebanon and Israel's 1982 invasion, there are least a few organizers for militant groups overseas. "These people came from a war ground, a killing field, and they brought everything with them," said Charles K. Alawan, chairman of the board of trustees at the Islamic Center of America, a mosque and community center mainly serving Lebanese Muslims who settled in Dearborn and belong to the Shi'ite branch of Islam.</w:t>
-        <w:br/>
-        <w:t>Hezbollah, or the Party of God, the Shi'ite Muslim group supported by Iran that has held hostages and clashed with the Israelis, "is still part of their social discussions about the homeland," he said. So is Amal, a rival Lebanese militia.</w:t>
-        <w:br/>
-        <w:t>Dr. Wolbridge agreed with the view of Mr. Alawan and several other Dearborn Lebanese that the attraction of Hezbollah and Amal had shrunk as immigrants established themselves in the United States and as Lebanon became more stable.</w:t>
-        <w:br/>
-        <w:t xml:space="preserve"> </w:t>
-        <w:br/>
-        <w:t>A Blend of Loyalties</w:t>
-        <w:br/>
-        <w:t xml:space="preserve"> Mr. Alawan himself represents a combination of loyalties that may seem inexplicable to many Americans. He described himself as a Goldwater Republican. He also sat beneath a picture of the Ayatollah Khomeini, defending Iran's as the only truly Muslim government. Of Southern Lebanese descent, he did not disguise his opposition to Israeli power over Southern Lebanon.</w:t>
-        <w:br/>
-        <w:t>But Mr. Alawan's real preoccupations appeared to be his mosque's efforts to attract younger members.  Like other Muslims across the country, Mr. Alawan listed abortion, public acceptance of homosexuality and premarital sex as major concerns.</w:t>
-        <w:br/>
-        <w:t>Mr. Alawan supported nondenominational prayers in public schools: "In this mad rush not to infringe on anyone's beliefs, we have forgotten we are a nation that recognizes the existence of the deity," he said.</w:t>
-        <w:br/>
-        <w:t xml:space="preserve"> </w:t>
-        <w:br/>
-        <w:t>Priorities</w:t>
-        <w:br/>
-        <w:t>Focus on Schools, Role of Women</w:t>
-        <w:br/>
-        <w:t>Schooling is a major issue among American Muslims. "Muslims are moving toward a system like the Catholic system," said Amina McCloud, who teaches Islamic studies at De Paul University. "They are being forced by the increasing violence in the schools and the lack of academic focus, with people trying just to stay alive and avoid drugs."</w:t>
-        <w:br/>
-        <w:t>Fareed Nu-Man, director of research at the American Muslim Council, said there are 165 Muslim full-time Muslim schools across the country, although more than 90 percent of Muslim children remain in the public schools.</w:t>
-        <w:br/>
-        <w:t>Ghulam Aasi, a professor at the American Islamic College in Chicago, said that some Muslims in the Chicago area supported President George Bush because of his proposal for government vouchers to pay for private school tuition.</w:t>
-        <w:br/>
-        <w:t xml:space="preserve"> </w:t>
-        <w:br/>
-        <w:t>Equality for Women?</w:t>
-        <w:br/>
-        <w:t xml:space="preserve"> The role of women is changing among American Muslims. Many Muslims assert that Islam and its sacred text, the Koran, affirm the equality of women, and that many restrictions on women in Islamic lands arise from local culture rather than Islam itself. But there is no consensus on where to draw the line between cultural custom and religious obligation.</w:t>
-        <w:br/>
-        <w:t>Councilwoman Sareini looked forward to changes in Islamic practice as more women are educated "to read the Koran and know their rights." Meanwhile, she said that Americans had no reason to fear Muslim legislators.</w:t>
-        <w:br/>
-        <w:t>The Councilwoman, a conservative whose office is decorated with photographs of Presidents Ronald Reagan and Bush as well as a picture of her father outside the family's Uncle Sam's Shish Kebab Restaurant in South Dearborn, said, "Muslims will be good for the Republican party" because of their attitudes on the "family-values issues."</w:t>
-        <w:br/>
-        <w:t>Deputy Mayor Adam Shakoor of Detroit disagrees. An African-American Muslim who was chief judge of one of Detroit's largest courts before Mayor Coleman A. Young appointed him to be the equivalent of a chief of staff, Mr. Shakoor said that Islam taught "compassion in terms of working-class people and have-nots that would lead a lot of Muslims to be Democrats."</w:t>
-        <w:br/>
-        <w:t>Still, some Muslim leaders foresee a loose alliance with conservative Protestants, Catholics and Orthodox Jews in seeking government aid to religious schools as well as opposing abortion, pornography and the acceptance of gay relationships or other sexual behavior outside marriage.</w:t>
-        <w:br/>
-        <w:t xml:space="preserve"> </w:t>
-        <w:br/>
-        <w:t>Impact</w:t>
-        <w:br/>
-        <w:t>How One City Has Been Changed</w:t>
-        <w:br/>
-        <w:t>In Dearborn, it is easy to see the impact of the Arab Muslim immigrants, but harder to tell how much of that impact is Arab, how much is Muslim and how much immigrant.</w:t>
-        <w:br/>
-        <w:t>In a city where the massive River Rouge auto works that once employed 90,000 people now employs 8,000, Muslim Arab-Americans have provided a new economic base of bakeries, restaurants and other small businesses along eastern Dearborn's Warren Avenue.</w:t>
-        <w:br/>
-        <w:t>At the Arab Community Center for Economic and Social Services, which provides language, job training, counseling, health care, child care and other programs in English and Arabic for more than 25,000 people, there is no prevention or prenatal program for out-of-wedlock adolescent pregnancies. "I can't document the teen-age pregnancies that would justify applying for funds," said May M. Berry, who directs the center's Teen Health Clinic.</w:t>
-        <w:br/>
-        <w:t>In the wider Detroit area, the Council of Islamic Organizations of Michigan, headed by Imam Abdullah El-Amin, remains a fledgling group. It brings together immigrants and black Americans, helped achieve passage of a city emergency ordinance banning the sale of drug paraphernalia in convenience stores and has supported laws requiring parental notification of minors seeking abortions.</w:t>
-        <w:br/>
-        <w:t>Prospective candidates for city offices are said to have started meeting with Muslim leaders much as they have always done with Detroit's Council of Baptist Pastors.</w:t>
-        <w:br/>
-        <w:t>In her office at Dearborn's City Hall, Ms. Sareini said "I don't see a big wave of Islam that would change politics as we know it." But asked what America would be like with a population of 10 million Muslims, she said, "We'd be a better place."</w:t>
-        <w:br/>
-        <w:t xml:space="preserve"> </w:t>
-        <w:br/>
-        <w:t>The Series</w:t>
-        <w:br/>
-        <w:t xml:space="preserve"> The series on Muslims in America: An article on May 2 described the diversity and concerns of the growing population of Muslims in the United States. A second on May 3 described the turn to mainstream Islam among black Americans, and a third on May 4 described how a maturing Islamic community in New England has built friendly ties with other groups.</w:t>
-        <w:br/>
-        <w:br/>
-        <w:t>Graphic</w:t>
-        <w:br/>
-        <w:br/>
-        <w:t xml:space="preserve"> </w:t>
-        <w:br/>
-        <w:t>Photos: While the Muslim population in the United States has grown to more than three million, its impact on American patterns has been minimized by its own ethnic diversity and the country's ability to assimilate religious groups. In Dearborn, Mich., Suzanne Sareini, right a second-generation Lebanese Muslim, is a City Councilwoman who supports conservative issues. She spoke after a recent meeting.; Adam Shakoor, deputy mayor of Detroit, sees ties between Islam's compassion for the disadvantaged and his political party. He stood next to a bust of his Democratic colleague, Mayor Coleman A. Young. (Photographs by Ozier Muhammad/The New York Times)</w:t>
+        <w:t>"Maybe you'll get a Cabinet post," Mr. Bibby said. "But nobody can bet on those things."</w:t>
       </w:r>
     </w:p>
     <w:sectPr>

--- a/example_articles/states/New Hampshire/1.states_New Hampshire_New_York_Times.docx
+++ b/example_articles/states/New Hampshire/1.states_New Hampshire_New_York_Times.docx
@@ -7,9 +7,7 @@
         <w:pStyle w:val="Heading1"/>
       </w:pPr>
       <w:r>
-        <w:t>Political Memo;</w:t>
-        <w:br/>
-        <w:t>Leadership Hunts Show The State of the Parties</w:t>
+        <w:t>Carrying a Big Load For 2 Automakers</w:t>
       </w:r>
     </w:p>
     <w:p>
@@ -19,17 +17,17 @@
     </w:p>
     <w:p>
       <w:r>
-        <w:t>Date: 1997-01-17</w:t>
+        <w:t>Date: 2009-04-26</w:t>
       </w:r>
     </w:p>
     <w:p>
       <w:r>
-        <w:t>Section: Section A; ; Section A; Page 22; Column 5; National Desk ; Column 5;</w:t>
+        <w:t>Section: Section AU; Column 0; Automobiles; Pg. 1; BEHIND THE WHEEL /FORD F-150 AND DODGE RAM 1500</w:t>
       </w:r>
     </w:p>
     <w:p>
       <w:r>
-        <w:t>Source file: NYT/48.DOCX</w:t>
+        <w:t>Source file: NYT/49.DOCX</w:t>
       </w:r>
     </w:p>
     <w:p>
@@ -51,65 +49,142 @@
     </w:p>
     <w:p>
       <w:r>
-        <w:t>While President Clinton had to twist arms to find a suitable chairman for the Democratic Party, eight candidates who want to lead the Republican Party are engaged in a furious competition, pitching themselves on videotapes and plying prospective supporters with food and drink at cocktail receptions.</w:t>
+        <w:t>PICKUP trucks were pretty simple way backwhen. They were designed for work, and nobody gave a hoot about the comfort of the workers. Forget the rough ride, never mind the roll-up windows -- anything was better than having to lug a dozen hay bales to the barn by hand.</w:t>
         <w:br/>
-        <w:t>The starkly different circumstances offer a telling glimpse into the current status of the two parties. The Republican leader, who will be selected here on Friday at the party's winter meeting, has more clout because he does not have to worry about being overshadowed by a President from his party.</w:t>
+        <w:t>But by the 1980s automakers noticed that a growing number of customers were embracing the trucky Marlboro Man image. They wanted to use their pickups for day-to-day transportation, with the cargo bed occasionally put to use for some weekend-wienie chore.</w:t>
         <w:br/>
-        <w:t>But the job for the Democrats lacks cachet not simply because major political decisions are expected to be made from the White House, but also because the party is mired in a legal morass over its solicitations of millions of dollars from foreign interests.</w:t>
+        <w:t>Thus began a race to see which truck maker could offer the most pampering and creature comforts. By now the ultimate pickups have features remarkably similar to a luxury car's, from heated leather seats to DVD players that let little pardners watch Hannah Montana in the back seat.</w:t>
         <w:br/>
-        <w:t>That explains why there was no parade of notable Democrats eager to run the Democratic National Committee. In a choice to be ratified by party members at their meeting here next week, Mr. Clinton this week prevailed on Gov. Roy Romer of Colorado to run the party.</w:t>
+        <w:t>The catch, of course, is that a lot of people still use pickups for work. They care about matters like towing and how much weight can be carried in the bed.</w:t>
         <w:br/>
-        <w:t>But Mr. Romer was not the first choice, and even he agreed to take the post only if he did not have to give up his day job.</w:t>
+        <w:t>Many of those who bought pickups as a fashion statement, or for occasional hauling, reconsidered early last summer when gasoline prices spiked. Sales of full-size pickups plunged. But after gas fell back to the $2-a-gallon range, sales picked up -- only to drop again in the first three months of 2009, according to J. D. Power &amp; Associates.</w:t>
         <w:br/>
-        <w:t>So Mr. Clinton picked Steve Grossman, a business executive from Massachusetts and longtime party fund raiser, to oversee the committee's daily operations.</w:t>
+        <w:t>Ford and Dodge recently introduced redesigned light-duty trucks into this gloomy and uncertain market. The 2009 Dodge Ram and Ford F-150, which together accounted for almost 462,000 sales in 2008, are crucial to the finances -- indeed, the very survival -- of their parent companies. In reworking their trucks, efforts that began long before the industry fell into turmoil, the two companies took different approaches.</w:t>
         <w:br/>
-        <w:t>"I didn't want this job," Mr. Romer said in an interview today. "I didn't ask for this job. There's a real cost for anyone who does this."</w:t>
+        <w:t>F-150: A Solid Effort</w:t>
         <w:br/>
-        <w:t>He explained that he did not succumb until a couple of days after having met for nearly two hours in the White House residence with Mr. Clinton and Vice President Al Gore.</w:t>
+        <w:t>State Route 142 wiggles for about six miles between Franconia and Bethlehem in the White Mountains of New Hampshire. There are blind corners, somewhat neglected and often rough pavement and occasional surprises like a black bear crossing the road with her cubs. Driving the new F-150 up that road also brings surprises.</w:t>
         <w:br/>
-        <w:t>"They laid out a hard case for why I should do it," he said. "But we left in a deadlock."</w:t>
+        <w:t>The first is how incredibly solid the truck feels, partly because Ford used more high-strength steel in it. There is none of the shimmy-shaking that troubles some pickups, including the last-generation F-150.</w:t>
         <w:br/>
-        <w:t>It was a hard case to make.</w:t>
+        <w:t>Another is that the steering is so good. Tight, precise and nicely weighted, it inspires confidence that the driver will be able to guide the big truck through the most tricky turn. Heading through those curves there's none of that keeling-over body lean that you often feel with tall trucks.</w:t>
         <w:br/>
-        <w:t>As Brian Lunde, a former executive director of the Democratic Party, put it: "The Democratic chairmanship should have been the plum position following the re-election of the first Democrat since Roosevelt. The main mission now is to clean out the barn. They're going to be spending their time looking backward, complying with all the subpoenas."</w:t>
+        <w:t>The downside is a ride that can be slightly stiff. But Ford reworked the springs in the rear suspension and the ride falls just short of rough.</w:t>
         <w:br/>
-        <w:t>That is not to mention pulling the party out of millions of dollars of debt.</w:t>
+        <w:t>The final surprise is that the F-150 is so quiet.</w:t>
         <w:br/>
-        <w:t>Indeed, Mr. Romer said he had some sense of what awaited. A day or so after he accepted the job, he said he ran into a reporter who asked him, "Have you been indicted yet?"</w:t>
+        <w:t>While those are all good things, Ford makes it clear that it wants the F-150 to be a respected member of the working class.</w:t>
         <w:br/>
-        <w:t>There is no dearth of contenders on the Republican side. The balloting on Friday will cap an intense campaign among contenders who are vying to win over a tiny electorate of the 165 members of the Republican National Committee. The post is in such demand, because that party's chairman may well emerge as a de facto representative for a party that does not control the White House.</w:t>
+        <w:t>''The reputation of the truck rests on the work truck,'' said Matt O'Leary, the F-150's chief engineer. ''People buy a truck based on either capability they are going to use or capability they might use.''</w:t>
         <w:br/>
-        <w:t>That is particularly true, given that Speaker Newt Gingrich, the nation's best known Republican officeholder, is weakened by the ethics accusations swirling about him.</w:t>
+        <w:t>There are three cab styles, four pickup boxes and seven trim levels. There is a choice of three engines, all V-8s.</w:t>
         <w:br/>
-        <w:t>The best known contender is former Gov. Steve Merrill of New Hampshire, who suffered something of a setback when Bob Dole, whom he endorsed, lost the Presidential primary in his state last year. Mr. Merrill is the only candidate who is not an official of the party. Many Republicans regard Mr. Merrill as the candidate to beat, and one sign of his apparent strength is that he has been the target of anonymous mailings that raise questions about his past marriages.</w:t>
+        <w:t>The entry-level engine is a 4.6-liter V-8 with two valves per cylinder, rated at 248 horsepower. It comes with a 4-speed automatic transmission.</w:t>
         <w:br/>
-        <w:t>David F. Norcross, who stands out from the others for supporting abortion rights in some cases, seems to have cornered the backing of moderates on the committee. But some party officials say Mr. Norcross, a national committeeman from New Jersey and counsel to the national party, may have trouble amassing the 83 votes needed to win. Others who have run particularly aggressive campaigns are Jim Nicholson, a national committeeman from Colorado, and Tom Pauken, the Texas Republican chairman.</w:t>
+        <w:t>Then there is a 4.6-liter, 292-horse engine with three valves per cylinder, making it more efficient and powerful. It comes with a 6-speed automatic.</w:t>
         <w:br/>
-        <w:t>The other contenders are Robert T. Bennett, the Ohio Republican chairman; John S. Herrington, the California Republican chairman; Chuck Yob, the Republican national committeeman from Michigan, and Jeanie Austin, a former co-chairwoman of the national party.</w:t>
+        <w:t>The top choice is a 5.4-liter V-8 that pumps out 310 horsepower; it is mated to a 6-speed automatic.</w:t>
         <w:br/>
-        <w:t>The outgoing chairman, Haley Barbour, a folksy Mississippian, was known for involving himself in more than the nut and bolts of the party and was a major player in legislative strategy sessions on Capitol Hill. In his farewell to the party this afternoon, Mr. Barbour urged the party to set its sights on the White House and reach out more aggressively to women and minorities.</w:t>
+        <w:t>The least expensive model is a regular cab XL with rear-wheel drive, which Ford describes as nothing less than ''a true workhorse.'' Priced at $21,790, it has a 4-speed automatic transmission and the 248-horsepower engine.</w:t>
         <w:br/>
-        <w:t>"Our No. 1 goal must be, and is, to follow 1998 with a Presidential victory in 2000," Mr. Barbour said. "Only a Republican Congress can make our national majority party the national governing majority. We have to realize everything is not coming up roses. We have to address a weakness that could threaten our long-term majority status and undermine its effectiveness in the short run. In 1996, we failed to get the support of many minority and women voters who are natural members of our national majority."</w:t>
+        <w:t>On the high end is the Platinum SuperCrew. With the 5.4 engine, 6-speed automatic transmission and 4-wheel drive, it starts at $45,030.</w:t>
         <w:br/>
-        <w:t>But most of the candidates who are vying to succeed Mr. Barbour directed their appeals not to matters like courting women and minorities, but to the narrow interests of the state party officials who vote. The contenders all pledged deference to the local parties. And, given that the party is in essence a multimillion-dollar fund-raising machine, they emphasized their money-raising abilities, as well as their skills at coming off as an appealing face of the party on television.</w:t>
+        <w:t>The model I tested was an XLT SuperCrew, which Ford says is the most popular version. It had rear-wheel drive, the 292-horsepower V-8 and a bed 5.5 feet long. The starting price was $32,290. Options, including a $1,420 chrome package and $300 ''premium cloth captains chairs,'' brought the final tab to $35,540.</w:t>
         <w:br/>
-        <w:t>"There's a lot of frustration out there at the grass-roots level," said Mr. Pauken, who is especially popular among religious conservatives. "People feel that our party is becoming too much of a consultant-driven Washington-insider operation. That has to change."</w:t>
+        <w:t>The SuperCrew has 43.5 inches of rear legroom, almost 5 inches more than last year's model. Two 6-foot adults can now sit in the back in stretch-out comfort. If it is necessary to carry cargo instead of people, the rear seats easily fold up, and the floor is flat. That means boxes or cargo can be stacked without rocking like a teeter-totter.</w:t>
         <w:br/>
-        <w:t>Mr. Merrill sent party members a slickly produced videotape that included testimonials from Republican officials around the country, homey pictures of his children and a video tour of his life, including the house where he grew up, in a working-class neighborhood.</w:t>
+        <w:t>Life is also good for the people up front. The surroundings are handsome. The seats are wide and offer plenty of thigh support for tall drivers. There's nothing mysterious about the controls.</w:t>
         <w:br/>
-        <w:t>Mr. Bennett's video was not as slick. It consisted mainly of Ohio officials' singing their praises for the state chairman. The tone was set when the announcer declared at the beginning, "Ten years ago, the Ohio State Republican party stood in shambles." Until, of course, Mr. Bennett took over.</w:t>
+        <w:t>Reaching into the bed is easier on some models because of clever fold-down steps on the side and rear. The steps by the tailgate even have a help-me-up grab handle.</w:t>
         <w:br/>
-        <w:t>In his video, Mr. Norcross tried to display his television skills with a snippet of an appearance on "Larry King Live" on CNN. And he did not dare mention that he is viewed as more moderate than his rivals, saying, "We don't have to choose between the broad elements of our philosophy."</w:t>
+        <w:t>All F-150s come with important safety features, including antilock brakes, electronic stability control and trailer sway control. Ford says that if the trailer begins to sway enough to move the truck, the pickup's electronic stability control will steady the truck and, ideally, halt the trailer's erratic movements.</w:t>
         <w:br/>
-        <w:t>If recent history is any guide, the winning candidate may not behave in a particularly ideological fashion.</w:t>
+        <w:t>In case of a side-impact crash there are seat-mounted air bags up front for torso protection and ''air curtains'' for head protection of occupants in both the front and rear.</w:t>
         <w:br/>
-        <w:t>"You could try to be an ideological chairman, but I think it would be rather self-defeating," said John F. Bibby, a professor of political science at the University of Wisconsin at Milwaukee and an expert on the parties. "One way to avoid internal conflicts is to focus on strengthening the organizational apparatus."</w:t>
+        <w:t>The F-150 did so well in front, side and rear crash tests that the Insurance Institute for Highway Safety gave it the group's highest rating, Top Safety Pick.</w:t>
         <w:br/>
-        <w:t>Mr. Romer said he had no great expectations. He said that he simply viewed his tenure at the Democratic Party as serving his President and his party -- and that he wanted out in two years.</w:t>
+        <w:t>For the truck I tested, the Environmental Protection Agency estimates fuel economy at 15 miles a gallon in town and 20 m.p.g. on the highway.</w:t>
         <w:br/>
-        <w:t>His Republican counterpart, whomever that might be, will be expected to serve for four years. Maybe, like the late Democratic chairman, Ronald H. Brown, the new chairman will end up in the Cabinet. Or like Mr. Barbour, end up with the gratitude of prominent politicians -- and a potential for more lucrative lobbying.</w:t>
+        <w:t>Next year, Ford is expected to add one of its new EcoBoost engines. Mr. O'Leary says that turbocharged V-6 will perform like a V-8 while using fuel like a V-6.</w:t>
         <w:br/>
-        <w:t>"Maybe you'll get a Cabinet post," Mr. Bibby said. "But nobody can bet on those things."</w:t>
+        <w:t>The 5.4-liter V-8 is the choice for maximum towing, and Ford says the F-150 can pull as much as 11,300 pounds, the most in the class and 300 pounds more than the previous model. There is no standard way to calculate towing capacity, but taking each automaker at its word, Ford beats the competition by at least 500 pounds (and perhaps by as much as 2,200 pounds).</w:t>
+        <w:br/>
+        <w:t>Of course, not every F-150 can tow that much. Most are rated between 8,000 and 9,500 pounds. The model I tested was rated at 8,100 pounds.</w:t>
+        <w:br/>
+        <w:t>While Ford has emphasized the work-truck aspect of the new F-150, it has hardly ignored the driver and passengers. The truck is not just more capable but more pleasant, its most serious flaw a stiff, somewhat unyielding ride.</w:t>
+        <w:br/>
+        <w:t>The old F-150 was something of a joke compared with the fresher Chevrolet Silverado and Toyota Tundra, but nobody should be laughing now.</w:t>
+        <w:br/>
+        <w:t>INSIDE TRACK: Ford gets back in the game.</w:t>
+        <w:br/>
+        <w:t>Ram: Smoother Sailing</w:t>
+        <w:br/>
+        <w:t>When Dodge began working on the new Ram, officials decided they didn't care about winning the maximum-towing war. Ram owners said they were happy with their trucks' towing capacity, said Scott Kunselman, vice president for Jeep and truck product development at Chrysler.</w:t>
+        <w:br/>
+        <w:t>''On average, the people are towing between a 2,000- and 5,000-pound trailer,'' he said. ''When we asked them if they need to tow 10,000 pounds they said, 'No, that is what a heavy-duty truck is for.'''</w:t>
+        <w:br/>
+        <w:t>So the maximum towing capability on the new Ram is unchanged at 9,100 pounds.</w:t>
+        <w:br/>
+        <w:t>What Dodge decided was important was making the new Ram more comfortable, refined and luxurious.</w:t>
+        <w:br/>
+        <w:t>''It was clearly a place we could make a lot of headway,'' Mr. Kunselman said in a tacit acknowledgement that the Ram had fallen behind the competition on interior appointments.</w:t>
+        <w:br/>
+        <w:t>In search of a more comfortable ride and better handling, Dodge made a big change in the rear suspension. Instead of using time-tested leaf springs, commonly found on pickups, engineers decided to use coil springs, which are more commonly found on cars.</w:t>
+        <w:br/>
+        <w:t>''A leaf spring, while it is reasonably cost-efficient, has a lot of compromises in terms of a chassis system,'' Mr. Kunselman said.</w:t>
+        <w:br/>
+        <w:t>The advantages of that coil-spring rear suspension are clear at every bump, break, bobble and turn in the road. The Dodge's ride remained comfortable and composed at all times. Under hard cornering there was a moderate amount of body lean, and the steering felt a bit light. But the handling of the Ram was quite good over all.</w:t>
+        <w:br/>
+        <w:t>On the rough stuff, however, the Ram's body didn't feel nearly as solid as the F-150's.</w:t>
+        <w:br/>
+        <w:t>The Ram's suspension, combined with my test model's 390-horsepower 5.7-liter Hemi V-8, makes for great driving entertainment, a phrase not normally associated with pickup trucks.</w:t>
+        <w:br/>
+        <w:t>The acceleration is impressive; the fuel economy, not so much. The federal estimate is 13 m.p.g. in the city and 18 on the highway.</w:t>
+        <w:br/>
+        <w:t>The Hemi is paired with a 5-speed automatic transmission. Two other engines are offered: a 210-horsepower 3.7-liter V-6, which comes with a 4-speed automatic, and a 310-horse 4.7-liter V-8 with a 5-speed automatic.</w:t>
+        <w:br/>
+        <w:t>Prices on the Ram start at $22,420 for a regular-cab ST with rear drive and the V-6. Adding 4-wheel drive raises the price to $26,875.</w:t>
+        <w:br/>
+        <w:t>I tested a top-of-the-line Laramie Crew Cab with 4-wheel drive, which had a starting price of $45,185. The total came to $52,555 at the end of a long list of options that included heated rear seats and a power sunroof.</w:t>
+        <w:br/>
+        <w:t>There was also an $1,895 feature called the ''Rambox cargo management system.'' Those are basically side-saddle lockable storage containers built into the sides of the bed. Dodge is not the first to offer such storage; Chevrolet introduced a similar feature on the 2002 Avalanche; the bins are standard on that truck.</w:t>
+        <w:br/>
+        <w:t>As one would expect for a truck so pricey, the tested Ram's interior was practical, with plenty of storage, as well as plush, with handsome leather atop both the dashboard and the seats.</w:t>
+        <w:br/>
+        <w:t>The new Crew Cab replaces the Mega Ram, an almost cartoonishly large vehicle that wouldn't fit in many garages. Dodge says the Crew Cab has 42 inches of rear legroom. That's enough to keep a couple of 6-foot adults comfortable, and only 2 inches less than the gargantuan Mega Ram.</w:t>
+        <w:br/>
+        <w:t>The rear seats easily fold up for carrying cargo. But the floor is not flat. That greatly increases the chance that cargo will slide and topple.</w:t>
+        <w:br/>
+        <w:t>Mr. Kunselman said Ram owners indicated that the truck's size provided enough protection without any new safety gear. They got some anyway.</w:t>
+        <w:br/>
+        <w:t>All Rams come with electronic stability control and antilock brakes. There are air curtains for head protection and seat-mounted air bags for chest protection in a side-impact crash. As with the F-150, there's a system that tries to bring a trailer under control if it begins to sway.</w:t>
+        <w:br/>
+        <w:t>In the Insurance Institute for Highway Safety's tests, the Ram got good marks for front and rear impacts, but a ''marginal'' rating for side impacts.</w:t>
+        <w:br/>
+        <w:t>While the new Ram still looks like a big bruiser, Mr. Kunselman said it was largely aimed at families that ''have gotten into the truck segment for its utility and fallen in love with it -- it becomes the family vehicle.''</w:t>
+        <w:br/>
+        <w:t>Dodge opted out of the battle for maximum-towing bragging rights and instead focused on comfort and a great ride. For many buyers, the payoff from that effort is likely to be greater than it would have been from a higher payload.</w:t>
+        <w:br/>
+        <w:t>The Ram and F-150 are aimed at different consumers and have different strengths. The F-150's body is more solid and it controls body lean far better. But the Ram has a superior ride. It is also clear that while the Ram and F-150 previously trailed well behind the Chevrolet Silverado and Toyota Tundra, they are now serious competitors.</w:t>
+        <w:br/>
+        <w:t>The more important question is whether, in this economy, consumers still care.</w:t>
+        <w:br/>
+        <w:br/>
+        <w:t>http://www.nytimes.com</w:t>
+        <w:br/>
+        <w:br/>
+        <w:t>Graphic</w:t>
+        <w:br/>
+        <w:br/>
+        <w:t xml:space="preserve"> </w:t>
+        <w:br/>
+        <w:t>PHOTOS: FORD F-150 XLT SUPERCREW: The most popular version of the perennially bigselling truck starts at $32,290. Ford redesigned its full-size trucks for 2009 so that they feel more solid. Steering and handling have also improved.</w:t>
+        <w:br/>
+        <w:t>DODGE RAM 1500 LARAMIE CREW CAB: A switch to rear coil springs has significantly improved the truck's ride and handling, and the interior appointments have been upgraded. Buyers can even get a leather-covered dashboard. (pg.AU1)</w:t>
+        <w:br/>
+        <w:t>FANCY THAT: Ford's new top-line luxury model, the F-150 Platinum, has a different grille. (pg.AU2)</w:t>
+        <w:br/>
+        <w:t xml:space="preserve"> WORKING FAST: With a Hemi V-8, the Ram's acceleration is impressive even if the mileage is not. (pg.AU10) CHART: TRUCKS IN TROUBLED TIMES: SURVEYING THE LANDSCAPE IN LIGHT-DUTY PICKUPS (pg.AU2)</w:t>
       </w:r>
     </w:p>
     <w:sectPr>

--- a/example_articles/states/New Hampshire/1.states_New Hampshire_New_York_Times.docx
+++ b/example_articles/states/New Hampshire/1.states_New Hampshire_New_York_Times.docx
@@ -7,7 +7,9 @@
         <w:pStyle w:val="Heading1"/>
       </w:pPr>
       <w:r>
-        <w:t>Carrying a Big Load For 2 Automakers</w:t>
+        <w:t>Political Memo;</w:t>
+        <w:br/>
+        <w:t>Leadership Hunts Show The State of the Parties</w:t>
       </w:r>
     </w:p>
     <w:p>
@@ -17,17 +19,17 @@
     </w:p>
     <w:p>
       <w:r>
-        <w:t>Date: 2009-04-26</w:t>
+        <w:t>Date: 1997-01-17</w:t>
       </w:r>
     </w:p>
     <w:p>
       <w:r>
-        <w:t>Section: Section AU; Column 0; Automobiles; Pg. 1; BEHIND THE WHEEL /FORD F-150 AND DODGE RAM 1500</w:t>
+        <w:t>Section: Section A; ; Section A; Page 22; Column 5; National Desk ; Column 5;</w:t>
       </w:r>
     </w:p>
     <w:p>
       <w:r>
-        <w:t>Source file: NYT/49.DOCX</w:t>
+        <w:t>Source file: NYT/48.DOCX</w:t>
       </w:r>
     </w:p>
     <w:p>
@@ -49,142 +51,65 @@
     </w:p>
     <w:p>
       <w:r>
-        <w:t>PICKUP trucks were pretty simple way backwhen. They were designed for work, and nobody gave a hoot about the comfort of the workers. Forget the rough ride, never mind the roll-up windows -- anything was better than having to lug a dozen hay bales to the barn by hand.</w:t>
+        <w:t>While President Clinton had to twist arms to find a suitable chairman for the Democratic Party, eight candidates who want to lead the Republican Party are engaged in a furious competition, pitching themselves on videotapes and plying prospective supporters with food and drink at cocktail receptions.</w:t>
         <w:br/>
-        <w:t>But by the 1980s automakers noticed that a growing number of customers were embracing the trucky Marlboro Man image. They wanted to use their pickups for day-to-day transportation, with the cargo bed occasionally put to use for some weekend-wienie chore.</w:t>
+        <w:t>The starkly different circumstances offer a telling glimpse into the current status of the two parties. The Republican leader, who will be selected here on Friday at the party's winter meeting, has more clout because he does not have to worry about being overshadowed by a President from his party.</w:t>
         <w:br/>
-        <w:t>Thus began a race to see which truck maker could offer the most pampering and creature comforts. By now the ultimate pickups have features remarkably similar to a luxury car's, from heated leather seats to DVD players that let little pardners watch Hannah Montana in the back seat.</w:t>
+        <w:t>But the job for the Democrats lacks cachet not simply because major political decisions are expected to be made from the White House, but also because the party is mired in a legal morass over its solicitations of millions of dollars from foreign interests.</w:t>
         <w:br/>
-        <w:t>The catch, of course, is that a lot of people still use pickups for work. They care about matters like towing and how much weight can be carried in the bed.</w:t>
+        <w:t>That explains why there was no parade of notable Democrats eager to run the Democratic National Committee. In a choice to be ratified by party members at their meeting here next week, Mr. Clinton this week prevailed on Gov. Roy Romer of Colorado to run the party.</w:t>
         <w:br/>
-        <w:t>Many of those who bought pickups as a fashion statement, or for occasional hauling, reconsidered early last summer when gasoline prices spiked. Sales of full-size pickups plunged. But after gas fell back to the $2-a-gallon range, sales picked up -- only to drop again in the first three months of 2009, according to J. D. Power &amp; Associates.</w:t>
+        <w:t>But Mr. Romer was not the first choice, and even he agreed to take the post only if he did not have to give up his day job.</w:t>
         <w:br/>
-        <w:t>Ford and Dodge recently introduced redesigned light-duty trucks into this gloomy and uncertain market. The 2009 Dodge Ram and Ford F-150, which together accounted for almost 462,000 sales in 2008, are crucial to the finances -- indeed, the very survival -- of their parent companies. In reworking their trucks, efforts that began long before the industry fell into turmoil, the two companies took different approaches.</w:t>
+        <w:t>So Mr. Clinton picked Steve Grossman, a business executive from Massachusetts and longtime party fund raiser, to oversee the committee's daily operations.</w:t>
         <w:br/>
-        <w:t>F-150: A Solid Effort</w:t>
+        <w:t>"I didn't want this job," Mr. Romer said in an interview today. "I didn't ask for this job. There's a real cost for anyone who does this."</w:t>
         <w:br/>
-        <w:t>State Route 142 wiggles for about six miles between Franconia and Bethlehem in the White Mountains of New Hampshire. There are blind corners, somewhat neglected and often rough pavement and occasional surprises like a black bear crossing the road with her cubs. Driving the new F-150 up that road also brings surprises.</w:t>
+        <w:t>He explained that he did not succumb until a couple of days after having met for nearly two hours in the White House residence with Mr. Clinton and Vice President Al Gore.</w:t>
         <w:br/>
-        <w:t>The first is how incredibly solid the truck feels, partly because Ford used more high-strength steel in it. There is none of the shimmy-shaking that troubles some pickups, including the last-generation F-150.</w:t>
+        <w:t>"They laid out a hard case for why I should do it," he said. "But we left in a deadlock."</w:t>
         <w:br/>
-        <w:t>Another is that the steering is so good. Tight, precise and nicely weighted, it inspires confidence that the driver will be able to guide the big truck through the most tricky turn. Heading through those curves there's none of that keeling-over body lean that you often feel with tall trucks.</w:t>
+        <w:t>It was a hard case to make.</w:t>
         <w:br/>
-        <w:t>The downside is a ride that can be slightly stiff. But Ford reworked the springs in the rear suspension and the ride falls just short of rough.</w:t>
+        <w:t>As Brian Lunde, a former executive director of the Democratic Party, put it: "The Democratic chairmanship should have been the plum position following the re-election of the first Democrat since Roosevelt. The main mission now is to clean out the barn. They're going to be spending their time looking backward, complying with all the subpoenas."</w:t>
         <w:br/>
-        <w:t>The final surprise is that the F-150 is so quiet.</w:t>
+        <w:t>That is not to mention pulling the party out of millions of dollars of debt.</w:t>
         <w:br/>
-        <w:t>While those are all good things, Ford makes it clear that it wants the F-150 to be a respected member of the working class.</w:t>
+        <w:t>Indeed, Mr. Romer said he had some sense of what awaited. A day or so after he accepted the job, he said he ran into a reporter who asked him, "Have you been indicted yet?"</w:t>
         <w:br/>
-        <w:t>''The reputation of the truck rests on the work truck,'' said Matt O'Leary, the F-150's chief engineer. ''People buy a truck based on either capability they are going to use or capability they might use.''</w:t>
+        <w:t>There is no dearth of contenders on the Republican side. The balloting on Friday will cap an intense campaign among contenders who are vying to win over a tiny electorate of the 165 members of the Republican National Committee. The post is in such demand, because that party's chairman may well emerge as a de facto representative for a party that does not control the White House.</w:t>
         <w:br/>
-        <w:t>There are three cab styles, four pickup boxes and seven trim levels. There is a choice of three engines, all V-8s.</w:t>
+        <w:t>That is particularly true, given that Speaker Newt Gingrich, the nation's best known Republican officeholder, is weakened by the ethics accusations swirling about him.</w:t>
         <w:br/>
-        <w:t>The entry-level engine is a 4.6-liter V-8 with two valves per cylinder, rated at 248 horsepower. It comes with a 4-speed automatic transmission.</w:t>
+        <w:t>The best known contender is former Gov. Steve Merrill of New Hampshire, who suffered something of a setback when Bob Dole, whom he endorsed, lost the Presidential primary in his state last year. Mr. Merrill is the only candidate who is not an official of the party. Many Republicans regard Mr. Merrill as the candidate to beat, and one sign of his apparent strength is that he has been the target of anonymous mailings that raise questions about his past marriages.</w:t>
         <w:br/>
-        <w:t>Then there is a 4.6-liter, 292-horse engine with three valves per cylinder, making it more efficient and powerful. It comes with a 6-speed automatic.</w:t>
+        <w:t>David F. Norcross, who stands out from the others for supporting abortion rights in some cases, seems to have cornered the backing of moderates on the committee. But some party officials say Mr. Norcross, a national committeeman from New Jersey and counsel to the national party, may have trouble amassing the 83 votes needed to win. Others who have run particularly aggressive campaigns are Jim Nicholson, a national committeeman from Colorado, and Tom Pauken, the Texas Republican chairman.</w:t>
         <w:br/>
-        <w:t>The top choice is a 5.4-liter V-8 that pumps out 310 horsepower; it is mated to a 6-speed automatic.</w:t>
+        <w:t>The other contenders are Robert T. Bennett, the Ohio Republican chairman; John S. Herrington, the California Republican chairman; Chuck Yob, the Republican national committeeman from Michigan, and Jeanie Austin, a former co-chairwoman of the national party.</w:t>
         <w:br/>
-        <w:t>The least expensive model is a regular cab XL with rear-wheel drive, which Ford describes as nothing less than ''a true workhorse.'' Priced at $21,790, it has a 4-speed automatic transmission and the 248-horsepower engine.</w:t>
+        <w:t>The outgoing chairman, Haley Barbour, a folksy Mississippian, was known for involving himself in more than the nut and bolts of the party and was a major player in legislative strategy sessions on Capitol Hill. In his farewell to the party this afternoon, Mr. Barbour urged the party to set its sights on the White House and reach out more aggressively to women and minorities.</w:t>
         <w:br/>
-        <w:t>On the high end is the Platinum SuperCrew. With the 5.4 engine, 6-speed automatic transmission and 4-wheel drive, it starts at $45,030.</w:t>
+        <w:t>"Our No. 1 goal must be, and is, to follow 1998 with a Presidential victory in 2000," Mr. Barbour said. "Only a Republican Congress can make our national majority party the national governing majority. We have to realize everything is not coming up roses. We have to address a weakness that could threaten our long-term majority status and undermine its effectiveness in the short run. In 1996, we failed to get the support of many minority and women voters who are natural members of our national majority."</w:t>
         <w:br/>
-        <w:t>The model I tested was an XLT SuperCrew, which Ford says is the most popular version. It had rear-wheel drive, the 292-horsepower V-8 and a bed 5.5 feet long. The starting price was $32,290. Options, including a $1,420 chrome package and $300 ''premium cloth captains chairs,'' brought the final tab to $35,540.</w:t>
+        <w:t>But most of the candidates who are vying to succeed Mr. Barbour directed their appeals not to matters like courting women and minorities, but to the narrow interests of the state party officials who vote. The contenders all pledged deference to the local parties. And, given that the party is in essence a multimillion-dollar fund-raising machine, they emphasized their money-raising abilities, as well as their skills at coming off as an appealing face of the party on television.</w:t>
         <w:br/>
-        <w:t>The SuperCrew has 43.5 inches of rear legroom, almost 5 inches more than last year's model. Two 6-foot adults can now sit in the back in stretch-out comfort. If it is necessary to carry cargo instead of people, the rear seats easily fold up, and the floor is flat. That means boxes or cargo can be stacked without rocking like a teeter-totter.</w:t>
+        <w:t>"There's a lot of frustration out there at the grass-roots level," said Mr. Pauken, who is especially popular among religious conservatives. "People feel that our party is becoming too much of a consultant-driven Washington-insider operation. That has to change."</w:t>
         <w:br/>
-        <w:t>Life is also good for the people up front. The surroundings are handsome. The seats are wide and offer plenty of thigh support for tall drivers. There's nothing mysterious about the controls.</w:t>
+        <w:t>Mr. Merrill sent party members a slickly produced videotape that included testimonials from Republican officials around the country, homey pictures of his children and a video tour of his life, including the house where he grew up, in a working-class neighborhood.</w:t>
         <w:br/>
-        <w:t>Reaching into the bed is easier on some models because of clever fold-down steps on the side and rear. The steps by the tailgate even have a help-me-up grab handle.</w:t>
+        <w:t>Mr. Bennett's video was not as slick. It consisted mainly of Ohio officials' singing their praises for the state chairman. The tone was set when the announcer declared at the beginning, "Ten years ago, the Ohio State Republican party stood in shambles." Until, of course, Mr. Bennett took over.</w:t>
         <w:br/>
-        <w:t>All F-150s come with important safety features, including antilock brakes, electronic stability control and trailer sway control. Ford says that if the trailer begins to sway enough to move the truck, the pickup's electronic stability control will steady the truck and, ideally, halt the trailer's erratic movements.</w:t>
+        <w:t>In his video, Mr. Norcross tried to display his television skills with a snippet of an appearance on "Larry King Live" on CNN. And he did not dare mention that he is viewed as more moderate than his rivals, saying, "We don't have to choose between the broad elements of our philosophy."</w:t>
         <w:br/>
-        <w:t>In case of a side-impact crash there are seat-mounted air bags up front for torso protection and ''air curtains'' for head protection of occupants in both the front and rear.</w:t>
+        <w:t>If recent history is any guide, the winning candidate may not behave in a particularly ideological fashion.</w:t>
         <w:br/>
-        <w:t>The F-150 did so well in front, side and rear crash tests that the Insurance Institute for Highway Safety gave it the group's highest rating, Top Safety Pick.</w:t>
+        <w:t>"You could try to be an ideological chairman, but I think it would be rather self-defeating," said John F. Bibby, a professor of political science at the University of Wisconsin at Milwaukee and an expert on the parties. "One way to avoid internal conflicts is to focus on strengthening the organizational apparatus."</w:t>
         <w:br/>
-        <w:t>For the truck I tested, the Environmental Protection Agency estimates fuel economy at 15 miles a gallon in town and 20 m.p.g. on the highway.</w:t>
+        <w:t>Mr. Romer said he had no great expectations. He said that he simply viewed his tenure at the Democratic Party as serving his President and his party -- and that he wanted out in two years.</w:t>
         <w:br/>
-        <w:t>Next year, Ford is expected to add one of its new EcoBoost engines. Mr. O'Leary says that turbocharged V-6 will perform like a V-8 while using fuel like a V-6.</w:t>
+        <w:t>His Republican counterpart, whomever that might be, will be expected to serve for four years. Maybe, like the late Democratic chairman, Ronald H. Brown, the new chairman will end up in the Cabinet. Or like Mr. Barbour, end up with the gratitude of prominent politicians -- and a potential for more lucrative lobbying.</w:t>
         <w:br/>
-        <w:t>The 5.4-liter V-8 is the choice for maximum towing, and Ford says the F-150 can pull as much as 11,300 pounds, the most in the class and 300 pounds more than the previous model. There is no standard way to calculate towing capacity, but taking each automaker at its word, Ford beats the competition by at least 500 pounds (and perhaps by as much as 2,200 pounds).</w:t>
-        <w:br/>
-        <w:t>Of course, not every F-150 can tow that much. Most are rated between 8,000 and 9,500 pounds. The model I tested was rated at 8,100 pounds.</w:t>
-        <w:br/>
-        <w:t>While Ford has emphasized the work-truck aspect of the new F-150, it has hardly ignored the driver and passengers. The truck is not just more capable but more pleasant, its most serious flaw a stiff, somewhat unyielding ride.</w:t>
-        <w:br/>
-        <w:t>The old F-150 was something of a joke compared with the fresher Chevrolet Silverado and Toyota Tundra, but nobody should be laughing now.</w:t>
-        <w:br/>
-        <w:t>INSIDE TRACK: Ford gets back in the game.</w:t>
-        <w:br/>
-        <w:t>Ram: Smoother Sailing</w:t>
-        <w:br/>
-        <w:t>When Dodge began working on the new Ram, officials decided they didn't care about winning the maximum-towing war. Ram owners said they were happy with their trucks' towing capacity, said Scott Kunselman, vice president for Jeep and truck product development at Chrysler.</w:t>
-        <w:br/>
-        <w:t>''On average, the people are towing between a 2,000- and 5,000-pound trailer,'' he said. ''When we asked them if they need to tow 10,000 pounds they said, 'No, that is what a heavy-duty truck is for.'''</w:t>
-        <w:br/>
-        <w:t>So the maximum towing capability on the new Ram is unchanged at 9,100 pounds.</w:t>
-        <w:br/>
-        <w:t>What Dodge decided was important was making the new Ram more comfortable, refined and luxurious.</w:t>
-        <w:br/>
-        <w:t>''It was clearly a place we could make a lot of headway,'' Mr. Kunselman said in a tacit acknowledgement that the Ram had fallen behind the competition on interior appointments.</w:t>
-        <w:br/>
-        <w:t>In search of a more comfortable ride and better handling, Dodge made a big change in the rear suspension. Instead of using time-tested leaf springs, commonly found on pickups, engineers decided to use coil springs, which are more commonly found on cars.</w:t>
-        <w:br/>
-        <w:t>''A leaf spring, while it is reasonably cost-efficient, has a lot of compromises in terms of a chassis system,'' Mr. Kunselman said.</w:t>
-        <w:br/>
-        <w:t>The advantages of that coil-spring rear suspension are clear at every bump, break, bobble and turn in the road. The Dodge's ride remained comfortable and composed at all times. Under hard cornering there was a moderate amount of body lean, and the steering felt a bit light. But the handling of the Ram was quite good over all.</w:t>
-        <w:br/>
-        <w:t>On the rough stuff, however, the Ram's body didn't feel nearly as solid as the F-150's.</w:t>
-        <w:br/>
-        <w:t>The Ram's suspension, combined with my test model's 390-horsepower 5.7-liter Hemi V-8, makes for great driving entertainment, a phrase not normally associated with pickup trucks.</w:t>
-        <w:br/>
-        <w:t>The acceleration is impressive; the fuel economy, not so much. The federal estimate is 13 m.p.g. in the city and 18 on the highway.</w:t>
-        <w:br/>
-        <w:t>The Hemi is paired with a 5-speed automatic transmission. Two other engines are offered: a 210-horsepower 3.7-liter V-6, which comes with a 4-speed automatic, and a 310-horse 4.7-liter V-8 with a 5-speed automatic.</w:t>
-        <w:br/>
-        <w:t>Prices on the Ram start at $22,420 for a regular-cab ST with rear drive and the V-6. Adding 4-wheel drive raises the price to $26,875.</w:t>
-        <w:br/>
-        <w:t>I tested a top-of-the-line Laramie Crew Cab with 4-wheel drive, which had a starting price of $45,185. The total came to $52,555 at the end of a long list of options that included heated rear seats and a power sunroof.</w:t>
-        <w:br/>
-        <w:t>There was also an $1,895 feature called the ''Rambox cargo management system.'' Those are basically side-saddle lockable storage containers built into the sides of the bed. Dodge is not the first to offer such storage; Chevrolet introduced a similar feature on the 2002 Avalanche; the bins are standard on that truck.</w:t>
-        <w:br/>
-        <w:t>As one would expect for a truck so pricey, the tested Ram's interior was practical, with plenty of storage, as well as plush, with handsome leather atop both the dashboard and the seats.</w:t>
-        <w:br/>
-        <w:t>The new Crew Cab replaces the Mega Ram, an almost cartoonishly large vehicle that wouldn't fit in many garages. Dodge says the Crew Cab has 42 inches of rear legroom. That's enough to keep a couple of 6-foot adults comfortable, and only 2 inches less than the gargantuan Mega Ram.</w:t>
-        <w:br/>
-        <w:t>The rear seats easily fold up for carrying cargo. But the floor is not flat. That greatly increases the chance that cargo will slide and topple.</w:t>
-        <w:br/>
-        <w:t>Mr. Kunselman said Ram owners indicated that the truck's size provided enough protection without any new safety gear. They got some anyway.</w:t>
-        <w:br/>
-        <w:t>All Rams come with electronic stability control and antilock brakes. There are air curtains for head protection and seat-mounted air bags for chest protection in a side-impact crash. As with the F-150, there's a system that tries to bring a trailer under control if it begins to sway.</w:t>
-        <w:br/>
-        <w:t>In the Insurance Institute for Highway Safety's tests, the Ram got good marks for front and rear impacts, but a ''marginal'' rating for side impacts.</w:t>
-        <w:br/>
-        <w:t>While the new Ram still looks like a big bruiser, Mr. Kunselman said it was largely aimed at families that ''have gotten into the truck segment for its utility and fallen in love with it -- it becomes the family vehicle.''</w:t>
-        <w:br/>
-        <w:t>Dodge opted out of the battle for maximum-towing bragging rights and instead focused on comfort and a great ride. For many buyers, the payoff from that effort is likely to be greater than it would have been from a higher payload.</w:t>
-        <w:br/>
-        <w:t>The Ram and F-150 are aimed at different consumers and have different strengths. The F-150's body is more solid and it controls body lean far better. But the Ram has a superior ride. It is also clear that while the Ram and F-150 previously trailed well behind the Chevrolet Silverado and Toyota Tundra, they are now serious competitors.</w:t>
-        <w:br/>
-        <w:t>The more important question is whether, in this economy, consumers still care.</w:t>
-        <w:br/>
-        <w:br/>
-        <w:t>http://www.nytimes.com</w:t>
-        <w:br/>
-        <w:br/>
-        <w:t>Graphic</w:t>
-        <w:br/>
-        <w:br/>
-        <w:t xml:space="preserve"> </w:t>
-        <w:br/>
-        <w:t>PHOTOS: FORD F-150 XLT SUPERCREW: The most popular version of the perennially bigselling truck starts at $32,290. Ford redesigned its full-size trucks for 2009 so that they feel more solid. Steering and handling have also improved.</w:t>
-        <w:br/>
-        <w:t>DODGE RAM 1500 LARAMIE CREW CAB: A switch to rear coil springs has significantly improved the truck's ride and handling, and the interior appointments have been upgraded. Buyers can even get a leather-covered dashboard. (pg.AU1)</w:t>
-        <w:br/>
-        <w:t>FANCY THAT: Ford's new top-line luxury model, the F-150 Platinum, has a different grille. (pg.AU2)</w:t>
-        <w:br/>
-        <w:t xml:space="preserve"> WORKING FAST: With a Hemi V-8, the Ram's acceleration is impressive even if the mileage is not. (pg.AU10) CHART: TRUCKS IN TROUBLED TIMES: SURVEYING THE LANDSCAPE IN LIGHT-DUTY PICKUPS (pg.AU2)</w:t>
+        <w:t>"Maybe you'll get a Cabinet post," Mr. Bibby said. "But nobody can bet on those things."</w:t>
       </w:r>
     </w:p>
     <w:sectPr>
